--- a/klagomål/A 42945-2025 FSC-klagomål.docx
+++ b/klagomål/A 42945-2025 FSC-klagomål.docx
@@ -826,7 +826,7 @@
     <w:r>
       <w:tab/>
       <w:tab/>
-      <w:t>2025-09-12</w:t>
+      <w:t>2025-09-13</w:t>
       <w:br/>
       <w:br/>
     </w:r>

--- a/klagomål/A 42945-2025 FSC-klagomål.docx
+++ b/klagomål/A 42945-2025 FSC-klagomål.docx
@@ -826,7 +826,7 @@
     <w:r>
       <w:tab/>
       <w:tab/>
-      <w:t>2025-09-13</w:t>
+      <w:t>2025-09-14</w:t>
       <w:br/>
       <w:br/>
     </w:r>

--- a/klagomål/A 42945-2025 FSC-klagomål.docx
+++ b/klagomål/A 42945-2025 FSC-klagomål.docx
@@ -826,7 +826,7 @@
     <w:r>
       <w:tab/>
       <w:tab/>
-      <w:t>2025-09-14</w:t>
+      <w:t>2025-09-15</w:t>
       <w:br/>
       <w:br/>
     </w:r>

--- a/klagomål/A 42945-2025 FSC-klagomål.docx
+++ b/klagomål/A 42945-2025 FSC-klagomål.docx
@@ -826,7 +826,7 @@
     <w:r>
       <w:tab/>
       <w:tab/>
-      <w:t>2025-09-15</w:t>
+      <w:t>2025-09-16</w:t>
       <w:br/>
       <w:br/>
     </w:r>

--- a/klagomål/A 42945-2025 FSC-klagomål.docx
+++ b/klagomål/A 42945-2025 FSC-klagomål.docx
@@ -826,7 +826,7 @@
     <w:r>
       <w:tab/>
       <w:tab/>
-      <w:t>2025-09-16</w:t>
+      <w:t>2025-09-17</w:t>
       <w:br/>
       <w:br/>
     </w:r>

--- a/klagomål/A 42945-2025 FSC-klagomål.docx
+++ b/klagomål/A 42945-2025 FSC-klagomål.docx
@@ -826,7 +826,7 @@
     <w:r>
       <w:tab/>
       <w:tab/>
-      <w:t>2025-09-17</w:t>
+      <w:t>2025-09-18</w:t>
       <w:br/>
       <w:br/>
     </w:r>

--- a/klagomål/A 42945-2025 FSC-klagomål.docx
+++ b/klagomål/A 42945-2025 FSC-klagomål.docx
@@ -826,7 +826,7 @@
     <w:r>
       <w:tab/>
       <w:tab/>
-      <w:t>2025-09-18</w:t>
+      <w:t>2025-09-22</w:t>
       <w:br/>
       <w:br/>
     </w:r>

--- a/klagomål/A 42945-2025 FSC-klagomål.docx
+++ b/klagomål/A 42945-2025 FSC-klagomål.docx
@@ -826,7 +826,7 @@
     <w:r>
       <w:tab/>
       <w:tab/>
-      <w:t>2025-09-22</w:t>
+      <w:t>2025-09-23</w:t>
       <w:br/>
       <w:br/>
     </w:r>

--- a/klagomål/A 42945-2025 FSC-klagomål.docx
+++ b/klagomål/A 42945-2025 FSC-klagomål.docx
@@ -826,7 +826,7 @@
     <w:r>
       <w:tab/>
       <w:tab/>
-      <w:t>2025-09-23</w:t>
+      <w:t>2025-09-24</w:t>
       <w:br/>
       <w:br/>
     </w:r>

--- a/klagomål/A 42945-2025 FSC-klagomål.docx
+++ b/klagomål/A 42945-2025 FSC-klagomål.docx
@@ -826,7 +826,7 @@
     <w:r>
       <w:tab/>
       <w:tab/>
-      <w:t>2025-09-24</w:t>
+      <w:t>2025-09-25</w:t>
       <w:br/>
       <w:br/>
     </w:r>

--- a/klagomål/A 42945-2025 FSC-klagomål.docx
+++ b/klagomål/A 42945-2025 FSC-klagomål.docx
@@ -826,7 +826,7 @@
     <w:r>
       <w:tab/>
       <w:tab/>
-      <w:t>2025-09-25</w:t>
+      <w:t>2025-09-26</w:t>
       <w:br/>
       <w:br/>
     </w:r>

--- a/klagomål/A 42945-2025 FSC-klagomål.docx
+++ b/klagomål/A 42945-2025 FSC-klagomål.docx
@@ -826,7 +826,7 @@
     <w:r>
       <w:tab/>
       <w:tab/>
-      <w:t>2025-09-26</w:t>
+      <w:t>2025-09-27</w:t>
       <w:br/>
       <w:br/>
     </w:r>

--- a/klagomål/A 42945-2025 FSC-klagomål.docx
+++ b/klagomål/A 42945-2025 FSC-klagomål.docx
@@ -826,7 +826,7 @@
     <w:r>
       <w:tab/>
       <w:tab/>
-      <w:t>2025-09-27</w:t>
+      <w:t>2025-09-28</w:t>
       <w:br/>
       <w:br/>
     </w:r>

--- a/klagomål/A 42945-2025 FSC-klagomål.docx
+++ b/klagomål/A 42945-2025 FSC-klagomål.docx
@@ -826,7 +826,7 @@
     <w:r>
       <w:tab/>
       <w:tab/>
-      <w:t>2025-09-28</w:t>
+      <w:t>2025-09-29</w:t>
       <w:br/>
       <w:br/>
     </w:r>

--- a/klagomål/A 42945-2025 FSC-klagomål.docx
+++ b/klagomål/A 42945-2025 FSC-klagomål.docx
@@ -826,7 +826,7 @@
     <w:r>
       <w:tab/>
       <w:tab/>
-      <w:t>2025-09-29</w:t>
+      <w:t>2025-09-30</w:t>
       <w:br/>
       <w:br/>
     </w:r>

--- a/klagomål/A 42945-2025 FSC-klagomål.docx
+++ b/klagomål/A 42945-2025 FSC-klagomål.docx
@@ -826,7 +826,7 @@
     <w:r>
       <w:tab/>
       <w:tab/>
-      <w:t>2025-09-30</w:t>
+      <w:t>2025-10-01</w:t>
       <w:br/>
       <w:br/>
     </w:r>

--- a/klagomål/A 42945-2025 FSC-klagomål.docx
+++ b/klagomål/A 42945-2025 FSC-klagomål.docx
@@ -826,7 +826,7 @@
     <w:r>
       <w:tab/>
       <w:tab/>
-      <w:t>2025-10-01</w:t>
+      <w:t>2025-10-02</w:t>
       <w:br/>
       <w:br/>
     </w:r>

--- a/klagomål/A 42945-2025 FSC-klagomål.docx
+++ b/klagomål/A 42945-2025 FSC-klagomål.docx
@@ -826,7 +826,7 @@
     <w:r>
       <w:tab/>
       <w:tab/>
-      <w:t>2025-10-02</w:t>
+      <w:t>2025-10-03</w:t>
       <w:br/>
       <w:br/>
     </w:r>

--- a/klagomål/A 42945-2025 FSC-klagomål.docx
+++ b/klagomål/A 42945-2025 FSC-klagomål.docx
@@ -826,7 +826,7 @@
     <w:r>
       <w:tab/>
       <w:tab/>
-      <w:t>2025-10-03</w:t>
+      <w:t>2025-10-04</w:t>
       <w:br/>
       <w:br/>
     </w:r>

--- a/klagomål/A 42945-2025 FSC-klagomål.docx
+++ b/klagomål/A 42945-2025 FSC-klagomål.docx
@@ -826,7 +826,7 @@
     <w:r>
       <w:tab/>
       <w:tab/>
-      <w:t>2025-10-16</w:t>
+      <w:t>2025-10-17</w:t>
       <w:br/>
       <w:br/>
     </w:r>

--- a/klagomål/A 42945-2025 FSC-klagomål.docx
+++ b/klagomål/A 42945-2025 FSC-klagomål.docx
@@ -826,7 +826,7 @@
     <w:r>
       <w:tab/>
       <w:tab/>
-      <w:t>2025-10-17</w:t>
+      <w:t>2025-10-18</w:t>
       <w:br/>
       <w:br/>
     </w:r>

--- a/klagomål/A 42945-2025 FSC-klagomål.docx
+++ b/klagomål/A 42945-2025 FSC-klagomål.docx
@@ -826,7 +826,7 @@
     <w:r>
       <w:tab/>
       <w:tab/>
-      <w:t>2025-10-18</w:t>
+      <w:t>2025-10-19</w:t>
       <w:br/>
       <w:br/>
     </w:r>

--- a/klagomål/A 42945-2025 FSC-klagomål.docx
+++ b/klagomål/A 42945-2025 FSC-klagomål.docx
@@ -826,7 +826,7 @@
     <w:r>
       <w:tab/>
       <w:tab/>
-      <w:t>2025-10-19</w:t>
+      <w:t>2025-10-20</w:t>
       <w:br/>
       <w:br/>
     </w:r>

--- a/klagomål/A 42945-2025 FSC-klagomål.docx
+++ b/klagomål/A 42945-2025 FSC-klagomål.docx
@@ -826,7 +826,7 @@
     <w:r>
       <w:tab/>
       <w:tab/>
-      <w:t>2025-10-20</w:t>
+      <w:t>2025-10-21</w:t>
       <w:br/>
       <w:br/>
     </w:r>

--- a/klagomål/A 42945-2025 FSC-klagomål.docx
+++ b/klagomål/A 42945-2025 FSC-klagomål.docx
@@ -826,7 +826,7 @@
     <w:r>
       <w:tab/>
       <w:tab/>
-      <w:t>2025-10-21</w:t>
+      <w:t>2025-10-22</w:t>
       <w:br/>
       <w:br/>
     </w:r>

--- a/klagomål/A 42945-2025 FSC-klagomål.docx
+++ b/klagomål/A 42945-2025 FSC-klagomål.docx
@@ -826,7 +826,7 @@
     <w:r>
       <w:tab/>
       <w:tab/>
-      <w:t>2025-10-22</w:t>
+      <w:t>2025-10-23</w:t>
       <w:br/>
       <w:br/>
     </w:r>

--- a/klagomål/A 42945-2025 FSC-klagomål.docx
+++ b/klagomål/A 42945-2025 FSC-klagomål.docx
@@ -826,7 +826,7 @@
     <w:r>
       <w:tab/>
       <w:tab/>
-      <w:t>2025-10-23</w:t>
+      <w:t>2025-10-24</w:t>
       <w:br/>
       <w:br/>
     </w:r>

--- a/klagomål/A 42945-2025 FSC-klagomål.docx
+++ b/klagomål/A 42945-2025 FSC-klagomål.docx
@@ -826,7 +826,7 @@
     <w:r>
       <w:tab/>
       <w:tab/>
-      <w:t>2025-10-24</w:t>
+      <w:t>2025-10-25</w:t>
       <w:br/>
       <w:br/>
     </w:r>

--- a/klagomål/A 42945-2025 FSC-klagomål.docx
+++ b/klagomål/A 42945-2025 FSC-klagomål.docx
@@ -826,7 +826,7 @@
     <w:r>
       <w:tab/>
       <w:tab/>
-      <w:t>2025-10-25</w:t>
+      <w:t>2025-10-26</w:t>
       <w:br/>
       <w:br/>
     </w:r>

--- a/klagomål/A 42945-2025 FSC-klagomål.docx
+++ b/klagomål/A 42945-2025 FSC-klagomål.docx
@@ -826,7 +826,7 @@
     <w:r>
       <w:tab/>
       <w:tab/>
-      <w:t>2025-10-26</w:t>
+      <w:t>2025-10-27</w:t>
       <w:br/>
       <w:br/>
     </w:r>

--- a/klagomål/A 42945-2025 FSC-klagomål.docx
+++ b/klagomål/A 42945-2025 FSC-klagomål.docx
@@ -826,7 +826,7 @@
     <w:r>
       <w:tab/>
       <w:tab/>
-      <w:t>2025-10-27</w:t>
+      <w:t>2025-10-28</w:t>
       <w:br/>
       <w:br/>
     </w:r>

--- a/klagomål/A 42945-2025 FSC-klagomål.docx
+++ b/klagomål/A 42945-2025 FSC-klagomål.docx
@@ -826,7 +826,7 @@
     <w:r>
       <w:tab/>
       <w:tab/>
-      <w:t>2025-10-28</w:t>
+      <w:t>2025-10-29</w:t>
       <w:br/>
       <w:br/>
     </w:r>

--- a/klagomål/A 42945-2025 FSC-klagomål.docx
+++ b/klagomål/A 42945-2025 FSC-klagomål.docx
@@ -826,7 +826,7 @@
     <w:r>
       <w:tab/>
       <w:tab/>
-      <w:t>2025-10-29</w:t>
+      <w:t>2025-10-30</w:t>
       <w:br/>
       <w:br/>
     </w:r>

--- a/klagomål/A 42945-2025 FSC-klagomål.docx
+++ b/klagomål/A 42945-2025 FSC-klagomål.docx
@@ -826,7 +826,7 @@
     <w:r>
       <w:tab/>
       <w:tab/>
-      <w:t>2025-10-30</w:t>
+      <w:t>2025-10-31</w:t>
       <w:br/>
       <w:br/>
     </w:r>

--- a/klagomål/A 42945-2025 FSC-klagomål.docx
+++ b/klagomål/A 42945-2025 FSC-klagomål.docx
@@ -826,7 +826,7 @@
     <w:r>
       <w:tab/>
       <w:tab/>
-      <w:t>2025-10-31</w:t>
+      <w:t>2025-11-01</w:t>
       <w:br/>
       <w:br/>
     </w:r>

--- a/klagomål/A 42945-2025 FSC-klagomål.docx
+++ b/klagomål/A 42945-2025 FSC-klagomål.docx
@@ -826,7 +826,7 @@
     <w:r>
       <w:tab/>
       <w:tab/>
-      <w:t>2025-11-01</w:t>
+      <w:t>2025-11-02</w:t>
       <w:br/>
       <w:br/>
     </w:r>

--- a/klagomål/A 42945-2025 FSC-klagomål.docx
+++ b/klagomål/A 42945-2025 FSC-klagomål.docx
@@ -826,7 +826,7 @@
     <w:r>
       <w:tab/>
       <w:tab/>
-      <w:t>2025-11-02</w:t>
+      <w:t>2025-11-03</w:t>
       <w:br/>
       <w:br/>
     </w:r>

--- a/klagomål/A 42945-2025 FSC-klagomål.docx
+++ b/klagomål/A 42945-2025 FSC-klagomål.docx
@@ -826,7 +826,7 @@
     <w:r>
       <w:tab/>
       <w:tab/>
-      <w:t>2025-11-03</w:t>
+      <w:t>2025-11-04</w:t>
       <w:br/>
       <w:br/>
     </w:r>

--- a/klagomål/A 42945-2025 FSC-klagomål.docx
+++ b/klagomål/A 42945-2025 FSC-klagomål.docx
@@ -826,7 +826,7 @@
     <w:r>
       <w:tab/>
       <w:tab/>
-      <w:t>2025-11-04</w:t>
+      <w:t>2025-11-05</w:t>
       <w:br/>
       <w:br/>
     </w:r>

--- a/klagomål/A 42945-2025 FSC-klagomål.docx
+++ b/klagomål/A 42945-2025 FSC-klagomål.docx
@@ -826,7 +826,7 @@
     <w:r>
       <w:tab/>
       <w:tab/>
-      <w:t>2025-11-05</w:t>
+      <w:t>2025-11-06</w:t>
       <w:br/>
       <w:br/>
     </w:r>

--- a/klagomål/A 42945-2025 FSC-klagomål.docx
+++ b/klagomål/A 42945-2025 FSC-klagomål.docx
@@ -826,7 +826,7 @@
     <w:r>
       <w:tab/>
       <w:tab/>
-      <w:t>2025-11-06</w:t>
+      <w:t>2025-11-07</w:t>
       <w:br/>
       <w:br/>
     </w:r>

--- a/klagomål/A 42945-2025 FSC-klagomål.docx
+++ b/klagomål/A 42945-2025 FSC-klagomål.docx
@@ -826,7 +826,7 @@
     <w:r>
       <w:tab/>
       <w:tab/>
-      <w:t>2025-11-07</w:t>
+      <w:t>2025-11-08</w:t>
       <w:br/>
       <w:br/>
     </w:r>

--- a/klagomål/A 42945-2025 FSC-klagomål.docx
+++ b/klagomål/A 42945-2025 FSC-klagomål.docx
@@ -826,7 +826,7 @@
     <w:r>
       <w:tab/>
       <w:tab/>
-      <w:t>2025-11-08</w:t>
+      <w:t>2025-11-09</w:t>
       <w:br/>
       <w:br/>
     </w:r>

--- a/klagomål/A 42945-2025 FSC-klagomål.docx
+++ b/klagomål/A 42945-2025 FSC-klagomål.docx
@@ -826,7 +826,7 @@
     <w:r>
       <w:tab/>
       <w:tab/>
-      <w:t>2025-11-09</w:t>
+      <w:t>2025-11-10</w:t>
       <w:br/>
       <w:br/>
     </w:r>

--- a/klagomål/A 42945-2025 FSC-klagomål.docx
+++ b/klagomål/A 42945-2025 FSC-klagomål.docx
@@ -826,7 +826,7 @@
     <w:r>
       <w:tab/>
       <w:tab/>
-      <w:t>2025-11-10</w:t>
+      <w:t>2025-11-11</w:t>
       <w:br/>
       <w:br/>
     </w:r>

--- a/klagomål/A 42945-2025 FSC-klagomål.docx
+++ b/klagomål/A 42945-2025 FSC-klagomål.docx
@@ -826,7 +826,7 @@
     <w:r>
       <w:tab/>
       <w:tab/>
-      <w:t>2025-11-11</w:t>
+      <w:t>2025-11-12</w:t>
       <w:br/>
       <w:br/>
     </w:r>

--- a/klagomål/A 42945-2025 FSC-klagomål.docx
+++ b/klagomål/A 42945-2025 FSC-klagomål.docx
@@ -826,7 +826,7 @@
     <w:r>
       <w:tab/>
       <w:tab/>
-      <w:t>2025-11-12</w:t>
+      <w:t>2025-11-13</w:t>
       <w:br/>
       <w:br/>
     </w:r>

--- a/klagomål/A 42945-2025 FSC-klagomål.docx
+++ b/klagomål/A 42945-2025 FSC-klagomål.docx
@@ -826,7 +826,7 @@
     <w:r>
       <w:tab/>
       <w:tab/>
-      <w:t>2025-11-13</w:t>
+      <w:t>2025-11-14</w:t>
       <w:br/>
       <w:br/>
     </w:r>

--- a/klagomål/A 42945-2025 FSC-klagomål.docx
+++ b/klagomål/A 42945-2025 FSC-klagomål.docx
@@ -826,7 +826,7 @@
     <w:r>
       <w:tab/>
       <w:tab/>
-      <w:t>2025-11-14</w:t>
+      <w:t>2025-11-15</w:t>
       <w:br/>
       <w:br/>
     </w:r>

--- a/klagomål/A 42945-2025 FSC-klagomål.docx
+++ b/klagomål/A 42945-2025 FSC-klagomål.docx
@@ -826,7 +826,7 @@
     <w:r>
       <w:tab/>
       <w:tab/>
-      <w:t>2025-11-15</w:t>
+      <w:t>2025-11-20</w:t>
       <w:br/>
       <w:br/>
     </w:r>

--- a/klagomål/A 42945-2025 FSC-klagomål.docx
+++ b/klagomål/A 42945-2025 FSC-klagomål.docx
@@ -826,7 +826,7 @@
     <w:r>
       <w:tab/>
       <w:tab/>
-      <w:t>2025-11-20</w:t>
+      <w:t>2025-11-21</w:t>
       <w:br/>
       <w:br/>
     </w:r>

--- a/klagomål/A 42945-2025 FSC-klagomål.docx
+++ b/klagomål/A 42945-2025 FSC-klagomål.docx
@@ -826,7 +826,7 @@
     <w:r>
       <w:tab/>
       <w:tab/>
-      <w:t>2025-11-21</w:t>
+      <w:t>2025-11-22</w:t>
       <w:br/>
       <w:br/>
     </w:r>

--- a/klagomål/A 42945-2025 FSC-klagomål.docx
+++ b/klagomål/A 42945-2025 FSC-klagomål.docx
@@ -826,7 +826,7 @@
     <w:r>
       <w:tab/>
       <w:tab/>
-      <w:t>2025-11-22</w:t>
+      <w:t>2025-11-23</w:t>
       <w:br/>
       <w:br/>
     </w:r>

--- a/klagomål/A 42945-2025 FSC-klagomål.docx
+++ b/klagomål/A 42945-2025 FSC-klagomål.docx
@@ -826,7 +826,7 @@
     <w:r>
       <w:tab/>
       <w:tab/>
-      <w:t>2025-11-23</w:t>
+      <w:t>2025-11-24</w:t>
       <w:br/>
       <w:br/>
     </w:r>

--- a/klagomål/A 42945-2025 FSC-klagomål.docx
+++ b/klagomål/A 42945-2025 FSC-klagomål.docx
@@ -826,7 +826,7 @@
     <w:r>
       <w:tab/>
       <w:tab/>
-      <w:t>2025-11-24</w:t>
+      <w:t>2025-11-25</w:t>
       <w:br/>
       <w:br/>
     </w:r>

--- a/klagomål/A 42945-2025 FSC-klagomål.docx
+++ b/klagomål/A 42945-2025 FSC-klagomål.docx
@@ -826,7 +826,7 @@
     <w:r>
       <w:tab/>
       <w:tab/>
-      <w:t>2025-11-25</w:t>
+      <w:t>2025-11-26</w:t>
       <w:br/>
       <w:br/>
     </w:r>

--- a/klagomål/A 42945-2025 FSC-klagomål.docx
+++ b/klagomål/A 42945-2025 FSC-klagomål.docx
@@ -826,7 +826,7 @@
     <w:r>
       <w:tab/>
       <w:tab/>
-      <w:t>2025-11-26</w:t>
+      <w:t>2025-11-27</w:t>
       <w:br/>
       <w:br/>
     </w:r>

--- a/klagomål/A 42945-2025 FSC-klagomål.docx
+++ b/klagomål/A 42945-2025 FSC-klagomål.docx
@@ -826,7 +826,7 @@
     <w:r>
       <w:tab/>
       <w:tab/>
-      <w:t>2025-11-27</w:t>
+      <w:t>2025-11-28</w:t>
       <w:br/>
       <w:br/>
     </w:r>

--- a/klagomål/A 42945-2025 FSC-klagomål.docx
+++ b/klagomål/A 42945-2025 FSC-klagomål.docx
@@ -826,7 +826,7 @@
     <w:r>
       <w:tab/>
       <w:tab/>
-      <w:t>2025-11-28</w:t>
+      <w:t>2025-11-29</w:t>
       <w:br/>
       <w:br/>
     </w:r>

--- a/klagomål/A 42945-2025 FSC-klagomål.docx
+++ b/klagomål/A 42945-2025 FSC-klagomål.docx
@@ -826,7 +826,7 @@
     <w:r>
       <w:tab/>
       <w:tab/>
-      <w:t>2025-11-29</w:t>
+      <w:t>2025-11-30</w:t>
       <w:br/>
       <w:br/>
     </w:r>

--- a/klagomål/A 42945-2025 FSC-klagomål.docx
+++ b/klagomål/A 42945-2025 FSC-klagomål.docx
@@ -826,7 +826,7 @@
     <w:r>
       <w:tab/>
       <w:tab/>
-      <w:t>2025-11-30</w:t>
+      <w:t>2025-12-01</w:t>
       <w:br/>
       <w:br/>
     </w:r>

--- a/klagomål/A 42945-2025 FSC-klagomål.docx
+++ b/klagomål/A 42945-2025 FSC-klagomål.docx
@@ -826,7 +826,7 @@
     <w:r>
       <w:tab/>
       <w:tab/>
-      <w:t>2025-12-01</w:t>
+      <w:t>2025-12-02</w:t>
       <w:br/>
       <w:br/>
     </w:r>

--- a/klagomål/A 42945-2025 FSC-klagomål.docx
+++ b/klagomål/A 42945-2025 FSC-klagomål.docx
@@ -826,7 +826,7 @@
     <w:r>
       <w:tab/>
       <w:tab/>
-      <w:t>2025-12-02</w:t>
+      <w:t>2025-12-03</w:t>
       <w:br/>
       <w:br/>
     </w:r>

--- a/klagomål/A 42945-2025 FSC-klagomål.docx
+++ b/klagomål/A 42945-2025 FSC-klagomål.docx
@@ -826,7 +826,7 @@
     <w:r>
       <w:tab/>
       <w:tab/>
-      <w:t>2025-12-03</w:t>
+      <w:t>2025-12-04</w:t>
       <w:br/>
       <w:br/>
     </w:r>

--- a/klagomål/A 42945-2025 FSC-klagomål.docx
+++ b/klagomål/A 42945-2025 FSC-klagomål.docx
@@ -826,7 +826,7 @@
     <w:r>
       <w:tab/>
       <w:tab/>
-      <w:t>2025-12-04</w:t>
+      <w:t>2025-12-05</w:t>
       <w:br/>
       <w:br/>
     </w:r>

--- a/klagomål/A 42945-2025 FSC-klagomål.docx
+++ b/klagomål/A 42945-2025 FSC-klagomål.docx
@@ -826,7 +826,7 @@
     <w:r>
       <w:tab/>
       <w:tab/>
-      <w:t>2025-12-05</w:t>
+      <w:t>2025-12-06</w:t>
       <w:br/>
       <w:br/>
     </w:r>

--- a/klagomål/A 42945-2025 FSC-klagomål.docx
+++ b/klagomål/A 42945-2025 FSC-klagomål.docx
@@ -826,7 +826,7 @@
     <w:r>
       <w:tab/>
       <w:tab/>
-      <w:t>2025-12-06</w:t>
+      <w:t>2025-12-07</w:t>
       <w:br/>
       <w:br/>
     </w:r>

--- a/klagomål/A 42945-2025 FSC-klagomål.docx
+++ b/klagomål/A 42945-2025 FSC-klagomål.docx
@@ -826,7 +826,7 @@
     <w:r>
       <w:tab/>
       <w:tab/>
-      <w:t>2025-12-07</w:t>
+      <w:t>2025-12-08</w:t>
       <w:br/>
       <w:br/>
     </w:r>

--- a/klagomål/A 42945-2025 FSC-klagomål.docx
+++ b/klagomål/A 42945-2025 FSC-klagomål.docx
@@ -826,7 +826,7 @@
     <w:r>
       <w:tab/>
       <w:tab/>
-      <w:t>2025-12-08</w:t>
+      <w:t>2025-12-09</w:t>
       <w:br/>
       <w:br/>
     </w:r>

--- a/klagomål/A 42945-2025 FSC-klagomål.docx
+++ b/klagomål/A 42945-2025 FSC-klagomål.docx
@@ -826,7 +826,7 @@
     <w:r>
       <w:tab/>
       <w:tab/>
-      <w:t>2025-12-09</w:t>
+      <w:t>2025-12-10</w:t>
       <w:br/>
       <w:br/>
     </w:r>

--- a/klagomål/A 42945-2025 FSC-klagomål.docx
+++ b/klagomål/A 42945-2025 FSC-klagomål.docx
@@ -826,7 +826,7 @@
     <w:r>
       <w:tab/>
       <w:tab/>
-      <w:t>2025-12-10</w:t>
+      <w:t>2025-12-11</w:t>
       <w:br/>
       <w:br/>
     </w:r>

--- a/klagomål/A 42945-2025 FSC-klagomål.docx
+++ b/klagomål/A 42945-2025 FSC-klagomål.docx
@@ -826,7 +826,7 @@
     <w:r>
       <w:tab/>
       <w:tab/>
-      <w:t>2025-12-11</w:t>
+      <w:t>2025-12-12</w:t>
       <w:br/>
       <w:br/>
     </w:r>

--- a/klagomål/A 42945-2025 FSC-klagomål.docx
+++ b/klagomål/A 42945-2025 FSC-klagomål.docx
@@ -826,7 +826,7 @@
     <w:r>
       <w:tab/>
       <w:tab/>
-      <w:t>2025-12-12</w:t>
+      <w:t>2025-12-13</w:t>
       <w:br/>
       <w:br/>
     </w:r>

--- a/klagomål/A 42945-2025 FSC-klagomål.docx
+++ b/klagomål/A 42945-2025 FSC-klagomål.docx
@@ -826,7 +826,7 @@
     <w:r>
       <w:tab/>
       <w:tab/>
-      <w:t>2025-12-19</w:t>
+      <w:t>2025-12-20</w:t>
       <w:br/>
       <w:br/>
     </w:r>

--- a/klagomål/A 42945-2025 FSC-klagomål.docx
+++ b/klagomål/A 42945-2025 FSC-klagomål.docx
@@ -826,7 +826,7 @@
     <w:r>
       <w:tab/>
       <w:tab/>
-      <w:t>2025-12-20</w:t>
+      <w:t>2025-12-21</w:t>
       <w:br/>
       <w:br/>
     </w:r>

--- a/klagomål/A 42945-2025 FSC-klagomål.docx
+++ b/klagomål/A 42945-2025 FSC-klagomål.docx
@@ -826,7 +826,7 @@
     <w:r>
       <w:tab/>
       <w:tab/>
-      <w:t>2025-12-21</w:t>
+      <w:t>2025-12-22</w:t>
       <w:br/>
       <w:br/>
     </w:r>

--- a/klagomål/A 42945-2025 FSC-klagomål.docx
+++ b/klagomål/A 42945-2025 FSC-klagomål.docx
@@ -826,7 +826,7 @@
     <w:r>
       <w:tab/>
       <w:tab/>
-      <w:t>2025-12-22</w:t>
+      <w:t>2025-12-26</w:t>
       <w:br/>
       <w:br/>
     </w:r>

--- a/klagomål/A 42945-2025 FSC-klagomål.docx
+++ b/klagomål/A 42945-2025 FSC-klagomål.docx
@@ -826,7 +826,7 @@
     <w:r>
       <w:tab/>
       <w:tab/>
-      <w:t>2026-01-03</w:t>
+      <w:t>2026-01-04</w:t>
       <w:br/>
       <w:br/>
     </w:r>

--- a/klagomål/A 42945-2025 FSC-klagomål.docx
+++ b/klagomål/A 42945-2025 FSC-klagomål.docx
@@ -826,7 +826,7 @@
     <w:r>
       <w:tab/>
       <w:tab/>
-      <w:t>2026-01-07</w:t>
+      <w:t>2026-01-08</w:t>
       <w:br/>
       <w:br/>
     </w:r>

--- a/klagomål/A 42945-2025 FSC-klagomål.docx
+++ b/klagomål/A 42945-2025 FSC-klagomål.docx
@@ -826,7 +826,7 @@
     <w:r>
       <w:tab/>
       <w:tab/>
-      <w:t>2026-01-08</w:t>
+      <w:t>2026-01-09</w:t>
       <w:br/>
       <w:br/>
     </w:r>

--- a/klagomål/A 42945-2025 FSC-klagomål.docx
+++ b/klagomål/A 42945-2025 FSC-klagomål.docx
@@ -826,7 +826,7 @@
     <w:r>
       <w:tab/>
       <w:tab/>
-      <w:t>2026-01-09</w:t>
+      <w:t>2026-01-10</w:t>
       <w:br/>
       <w:br/>
     </w:r>

--- a/klagomål/A 42945-2025 FSC-klagomål.docx
+++ b/klagomål/A 42945-2025 FSC-klagomål.docx
@@ -826,7 +826,7 @@
     <w:r>
       <w:tab/>
       <w:tab/>
-      <w:t>2026-01-10</w:t>
+      <w:t>2026-01-11</w:t>
       <w:br/>
       <w:br/>
     </w:r>

--- a/klagomål/A 42945-2025 FSC-klagomål.docx
+++ b/klagomål/A 42945-2025 FSC-klagomål.docx
@@ -826,7 +826,7 @@
     <w:r>
       <w:tab/>
       <w:tab/>
-      <w:t>2026-01-11</w:t>
+      <w:t>2026-01-12</w:t>
       <w:br/>
       <w:br/>
     </w:r>

--- a/klagomål/A 42945-2025 FSC-klagomål.docx
+++ b/klagomål/A 42945-2025 FSC-klagomål.docx
@@ -826,7 +826,7 @@
     <w:r>
       <w:tab/>
       <w:tab/>
-      <w:t>2026-01-12</w:t>
+      <w:t>2026-01-13</w:t>
       <w:br/>
       <w:br/>
     </w:r>

--- a/klagomål/A 42945-2025 FSC-klagomål.docx
+++ b/klagomål/A 42945-2025 FSC-klagomål.docx
@@ -826,7 +826,7 @@
     <w:r>
       <w:tab/>
       <w:tab/>
-      <w:t>2026-01-13</w:t>
+      <w:t>2026-01-14</w:t>
       <w:br/>
       <w:br/>
     </w:r>

--- a/klagomål/A 42945-2025 FSC-klagomål.docx
+++ b/klagomål/A 42945-2025 FSC-klagomål.docx
@@ -826,7 +826,7 @@
     <w:r>
       <w:tab/>
       <w:tab/>
-      <w:t>2026-01-14</w:t>
+      <w:t>2026-01-15</w:t>
       <w:br/>
       <w:br/>
     </w:r>

--- a/klagomål/A 42945-2025 FSC-klagomål.docx
+++ b/klagomål/A 42945-2025 FSC-klagomål.docx
@@ -826,7 +826,7 @@
     <w:r>
       <w:tab/>
       <w:tab/>
-      <w:t>2026-01-15</w:t>
+      <w:t>2026-01-16</w:t>
       <w:br/>
       <w:br/>
     </w:r>

--- a/klagomål/A 42945-2025 FSC-klagomål.docx
+++ b/klagomål/A 42945-2025 FSC-klagomål.docx
@@ -826,7 +826,7 @@
     <w:r>
       <w:tab/>
       <w:tab/>
-      <w:t>2026-01-16</w:t>
+      <w:t>2026-01-17</w:t>
       <w:br/>
       <w:br/>
     </w:r>

--- a/klagomål/A 42945-2025 FSC-klagomål.docx
+++ b/klagomål/A 42945-2025 FSC-klagomål.docx
@@ -826,7 +826,7 @@
     <w:r>
       <w:tab/>
       <w:tab/>
-      <w:t>2026-01-17</w:t>
+      <w:t>2026-01-18</w:t>
       <w:br/>
       <w:br/>
     </w:r>

--- a/klagomål/A 42945-2025 FSC-klagomål.docx
+++ b/klagomål/A 42945-2025 FSC-klagomål.docx
@@ -826,7 +826,7 @@
     <w:r>
       <w:tab/>
       <w:tab/>
-      <w:t>2026-01-18</w:t>
+      <w:t>2026-01-19</w:t>
       <w:br/>
       <w:br/>
     </w:r>

--- a/klagomål/A 42945-2025 FSC-klagomål.docx
+++ b/klagomål/A 42945-2025 FSC-klagomål.docx
@@ -826,7 +826,7 @@
     <w:r>
       <w:tab/>
       <w:tab/>
-      <w:t>2026-01-19</w:t>
+      <w:t>2026-01-20</w:t>
       <w:br/>
       <w:br/>
     </w:r>

--- a/klagomål/A 42945-2025 FSC-klagomål.docx
+++ b/klagomål/A 42945-2025 FSC-klagomål.docx
@@ -826,7 +826,7 @@
     <w:r>
       <w:tab/>
       <w:tab/>
-      <w:t>2026-01-20</w:t>
+      <w:t>2026-01-21</w:t>
       <w:br/>
       <w:br/>
     </w:r>

--- a/klagomål/A 42945-2025 FSC-klagomål.docx
+++ b/klagomål/A 42945-2025 FSC-klagomål.docx
@@ -826,7 +826,7 @@
     <w:r>
       <w:tab/>
       <w:tab/>
-      <w:t>2026-01-21</w:t>
+      <w:t>2026-01-23</w:t>
       <w:br/>
       <w:br/>
     </w:r>

--- a/klagomål/A 42945-2025 FSC-klagomål.docx
+++ b/klagomål/A 42945-2025 FSC-klagomål.docx
@@ -826,7 +826,7 @@
     <w:r>
       <w:tab/>
       <w:tab/>
-      <w:t>2026-01-23</w:t>
+      <w:t>2026-01-24</w:t>
       <w:br/>
       <w:br/>
     </w:r>

--- a/klagomål/A 42945-2025 FSC-klagomål.docx
+++ b/klagomål/A 42945-2025 FSC-klagomål.docx
@@ -826,7 +826,7 @@
     <w:r>
       <w:tab/>
       <w:tab/>
-      <w:t>2026-01-24</w:t>
+      <w:t>2026-01-25</w:t>
       <w:br/>
       <w:br/>
     </w:r>

--- a/klagomål/A 42945-2025 FSC-klagomål.docx
+++ b/klagomål/A 42945-2025 FSC-klagomål.docx
@@ -826,7 +826,7 @@
     <w:r>
       <w:tab/>
       <w:tab/>
-      <w:t>2026-01-25</w:t>
+      <w:t>2026-01-26</w:t>
       <w:br/>
       <w:br/>
     </w:r>

--- a/klagomål/A 42945-2025 FSC-klagomål.docx
+++ b/klagomål/A 42945-2025 FSC-klagomål.docx
@@ -826,7 +826,7 @@
     <w:r>
       <w:tab/>
       <w:tab/>
-      <w:t>2026-01-26</w:t>
+      <w:t>2026-01-27</w:t>
       <w:br/>
       <w:br/>
     </w:r>

--- a/klagomål/A 42945-2025 FSC-klagomål.docx
+++ b/klagomål/A 42945-2025 FSC-klagomål.docx
@@ -826,7 +826,7 @@
     <w:r>
       <w:tab/>
       <w:tab/>
-      <w:t>2026-01-27</w:t>
+      <w:t>2026-01-28</w:t>
       <w:br/>
       <w:br/>
     </w:r>

--- a/klagomål/A 42945-2025 FSC-klagomål.docx
+++ b/klagomål/A 42945-2025 FSC-klagomål.docx
@@ -112,7 +112,7 @@
         <w:pStyle w:val="ListBullet"/>
       </w:pPr>
       <w:r>
-        <w:t>Om ett ombud (tex Norra skog eller Mellanskog) avverkningsanmäler en skog med naturvärden motsvarande nyckelbiotops kvalité men markägaren inte är FSC certifierad, bör du skicka in ett FSC kontrollerat virke klagomål. Då ska klagomålet skickas till ombudsföretaget.</w:t>
+        <w:t>Om ett ombud (tex Norra skog eller Mellanskog) avverkningsanmäler en skog med naturvärden motsvarande nyckelbiotops kvalitet men markägaren inte är FSC certifierad, bör du skicka in ett FSC kontrollerat virke klagomål. Då ska klagomålet skickas till ombudsföretaget.</w:t>
       </w:r>
     </w:p>
     <w:p>
@@ -251,10 +251,39 @@
         <w:rPr>
           <w:b/>
         </w:rPr>
+        <w:t>Bårdlav</w:t>
+      </w:r>
+      <w:r>
+        <w:t xml:space="preserve"> signalerar miljöer med höga naturvärden och på lokalerna finns vanligtvis många andra ovanliga och rödlistade arter. Den visar även på platser med hög och jämn luftfuktighet. Bårdlav är typisk art för </w:t>
+      </w:r>
+      <w:r>
+        <w:rPr>
+          <w:i/>
+        </w:rPr>
+        <w:t xml:space="preserve">9010 Taiga, 9020 Nordlig ädellövskog, 9070 Trädklädd betesmark, 9110 Näringsfattig bokskog, 9160 Näringsrik ekskog, 9180 Ädellövskog i branter </w:t>
+      </w:r>
+      <w:r>
+        <w:t>och</w:t>
+      </w:r>
+      <w:r>
+        <w:rPr>
+          <w:i/>
+        </w:rPr>
+        <w:t xml:space="preserve"> 9190 Näringsfattig ekskog</w:t>
+      </w:r>
+      <w:r>
+        <w:t xml:space="preserve"> (SLU Artdatabanken, 2025; Nitare &amp; Skogsstyrelsen, 2019).</w:t>
+      </w:r>
+    </w:p>
+    <w:p>
+      <w:r>
+        <w:rPr>
+          <w:b/>
+        </w:rPr>
         <w:t>Lunglav (NT)</w:t>
       </w:r>
       <w:r>
-        <w:t xml:space="preserve"> är en av vårt lands främsta signalarter som överallt indikerar gamla lövträd, skogsbestånd med höga naturvärden och ekosystem med lång skoglig kontinuitet. Lokalt kan förekomsten vara mycket riklig men den hittas nästan enbart i gamla och ej slutavverkade skogar. Artens samtliga förekomster bör uppmärksammas från naturvårdssynpunkt, då många lokaler även hyser andra ovanliga och rödlistade arter. Rikliga förekomster bör skyddas med biotopskydd, frivilliga avsättningar eller reservat. Det finns ett antal sällsynta lavparasiter som växer på lunglav: lunglavsknapp (VU), skrovelmössing (DD), lunglavshårprick (DD), </w:t>
+        <w:t xml:space="preserve"> är en av vårt lands främsta signalarter som överallt indikerar gamla lövträd, skogsbestånd med höga naturvärden och ekosystem med långskoglig kontinuitet. Lokalt kan förekomsten vara mycket riklig men den hittas nästan enbart i gamla och ej slutavverkade skogar. Artens samtliga förekomster bör uppmärksammas från naturvårdssynpunkt, då många lokaler även hyser andra ovanliga och rödlistade arter. Rikliga förekomster bör skyddas med biotopskydd, frivilliga avsättningar eller reservat. Det finns ett antal sällsynta lavparasiter som växer på lunglav: lunglavsknapp (VU), skrovelmössing (DD), lunglavshårprick (DD), </w:t>
       </w:r>
       <w:r>
         <w:rPr>
@@ -272,7 +301,25 @@
         <w:t>Chalara lobariae</w:t>
       </w:r>
       <w:r>
-        <w:t xml:space="preserve"> (NA) (SLU Artdatabanken, 2025; SLU Artdatabanken, 2024; Nitare &amp; Skogsstyrelsen, 2019).</w:t>
+        <w:t xml:space="preserve"> (NA). Lunglav är typisk art för </w:t>
+      </w:r>
+      <w:r>
+        <w:rPr>
+          <w:i/>
+        </w:rPr>
+        <w:t>9010 Taiga, 9020 Nordlig ädellövskog, 9110 Näringsfattig bokskog, 9130 Näringsrik bokskog, 9160 Näringsrik ekskog, 9180 Ädellövskog i branter, 9190 Näringsfattig ekskog, 9070 Trädklädd betesmark, 9040 Fjällbjörkskog</w:t>
+      </w:r>
+      <w:r>
+        <w:t xml:space="preserve"> och</w:t>
+      </w:r>
+      <w:r>
+        <w:rPr>
+          <w:i/>
+        </w:rPr>
+        <w:t xml:space="preserve"> 6530 Lövängar</w:t>
+      </w:r>
+      <w:r>
+        <w:t xml:space="preserve"> (SLU Artdatabanken, 2025; SLU Artdatabanken, 2024; Nitare &amp; Skogsstyrelsen, 2019).</w:t>
       </w:r>
     </w:p>
     <w:p>
@@ -292,7 +339,25 @@
         <w:t>Plectocarpon scrobiculatae</w:t>
       </w:r>
       <w:r>
-        <w:t xml:space="preserve"> (EN) (SLU Artdatabanken, 2024; Nitare &amp; Skogsstyrelsen, 2019).</w:t>
+        <w:t xml:space="preserve"> (EN). Skrovellav är typisk art för </w:t>
+      </w:r>
+      <w:r>
+        <w:rPr>
+          <w:i/>
+        </w:rPr>
+        <w:t xml:space="preserve">9010 Taiga, 9020 Nordlig ädellövskog, 9040 Fjällbjörkskog, 9070 Trädklädd betesmark, 9160 Näringsrik ekskog, 9180 Ädellövskog i branter, 9190 Näringsfattig ekskog, 8210 Kalkbranter </w:t>
+      </w:r>
+      <w:r>
+        <w:t xml:space="preserve">och </w:t>
+      </w:r>
+      <w:r>
+        <w:rPr>
+          <w:i/>
+        </w:rPr>
+        <w:t>6530 Lövängar</w:t>
+      </w:r>
+      <w:r>
+        <w:t xml:space="preserve"> (SLU Artdatabanken, 2024; Nitare &amp; Skogsstyrelsen, 2019).</w:t>
       </w:r>
     </w:p>
     <w:p>
@@ -595,7 +660,25 @@
     </w:p>
     <w:p>
       <w:r>
-        <w:t>Lunglav (NT) är en av vårt lands främsta signalarter som överallt indikerar gamla lövträd, skogsbestånd med höga naturvärden och ekosystem med lång skoglig kontinuitet. Lokalt kan förekomsten vara mycket riklig men den hittas nästan enbart i gamla och ej slutavverkade skogar. Artens samtliga förekomster bör uppmärksammas från naturvårdssynpunkt, då många lokaler även hyser andra ovanliga och rödlistade arter. Rikliga förekomster bör skyddas med biotopskydd, frivilliga avsättningar eller reservat (SLU Artdatabanken, 2024; Nitare &amp; Skogsstyrelsen, 2019).</w:t>
+        <w:t xml:space="preserve">Lunglav (NT) är en av vårt lands främsta signalarter som överallt indikerar gamla lövträd, skogsbestånd med höga naturvärden och ekosystem med lång skoglig kontinuitet. Lokalt kan förekomsten vara mycket riklig men den hittas nästan enbart i gamla och ej slutavverkade skogar. Artens samtliga förekomster bör uppmärksammas från naturvårdssynpunkt, då många lokaler även hyser andra ovanliga och rödlistade arter. Rikliga förekomster bör skyddas med biotopskydd, frivilliga avsättningar eller reservat. Lunglav är typisk art för </w:t>
+      </w:r>
+      <w:r>
+        <w:rPr>
+          <w:i/>
+        </w:rPr>
+        <w:t>9010 Taiga, 9020 Nordlig ädellövskog, 9110 Näringsfattig bokskog, 9130 Näringsrik bokskog, 9160 Näringsrik ekskog, 9180 Ädellövskog i branter, 9190 Näringsfattig ekskog, 9070 Trädklädd betesmark, 9040 Fjällbjörkskog</w:t>
+      </w:r>
+      <w:r>
+        <w:t xml:space="preserve"> och</w:t>
+      </w:r>
+      <w:r>
+        <w:rPr>
+          <w:i/>
+        </w:rPr>
+        <w:t xml:space="preserve"> 6530 Lövängar</w:t>
+      </w:r>
+      <w:r>
+        <w:t xml:space="preserve"> (SLU Artdatabanken, 2024; Nitare &amp; Skogsstyrelsen, 2019).</w:t>
       </w:r>
     </w:p>
     <w:p>
@@ -826,7 +909,7 @@
     <w:r>
       <w:tab/>
       <w:tab/>
-      <w:t>2026-01-28</w:t>
+      <w:t>2026-01-29</w:t>
       <w:br/>
       <w:br/>
     </w:r>

--- a/klagomål/A 42945-2025 FSC-klagomål.docx
+++ b/klagomål/A 42945-2025 FSC-klagomål.docx
@@ -909,7 +909,7 @@
     <w:r>
       <w:tab/>
       <w:tab/>
-      <w:t>2026-01-29</w:t>
+      <w:t>2026-01-30</w:t>
       <w:br/>
       <w:br/>
     </w:r>

--- a/klagomål/A 42945-2025 FSC-klagomål.docx
+++ b/klagomål/A 42945-2025 FSC-klagomål.docx
@@ -909,7 +909,7 @@
     <w:r>
       <w:tab/>
       <w:tab/>
-      <w:t>2026-01-30</w:t>
+      <w:t>2026-01-31</w:t>
       <w:br/>
       <w:br/>
     </w:r>
